--- a/output/documentation-2026-09-28/08_Производительность.docx
+++ b/output/documentation-2026-09-28/08_Производительность.docx
@@ -48,7 +48,7 @@
         <w:jc w:val="center"/>
       </w:pPr>
       <w:r>
-        <w:t>Программная версия 9fb10f8</w:t>
+        <w:t>Программная версия v1.0</w:t>
       </w:r>
     </w:p>
     <w:p>

--- a/output/documentation-2026-09-28/08_Производительность.docx
+++ b/output/documentation-2026-09-28/08_Производительность.docx
@@ -242,7 +242,7 @@
         <w:rPr>
           <w:sz w:val="24"/>
         </w:rPr>
-        <w:t>6 Видеокарта и процессор</w:t>
+        <w:t>6 Голосовой цикл на видеокарте</w:t>
         <w:tab/>
         <w:t>5</w:t>
       </w:r>
@@ -259,7 +259,24 @@
         <w:rPr>
           <w:sz w:val="24"/>
         </w:rPr>
-        <w:t>7 Порядок повторения и исходные данные</w:t>
+        <w:t>7 Видеокарта и процессор</w:t>
+        <w:tab/>
+        <w:t>6</w:t>
+      </w:r>
+    </w:p>
+    <w:p>
+      <w:pPr>
+        <w:tabs>
+          <w:tab w:pos="9071" w:val="right" w:leader="dot"/>
+        </w:tabs>
+        <w:spacing w:line="240" w:lineRule="auto" w:after="60"/>
+        <w:ind w:firstLine="0"/>
+      </w:pPr>
+      <w:r>
+        <w:rPr>
+          <w:sz w:val="24"/>
+        </w:rPr>
+        <w:t>8 Порядок повторения и исходные данные</w:t>
         <w:tab/>
         <w:t>6</w:t>
       </w:r>
@@ -302,7 +319,7 @@
     </w:p>
     <w:p>
       <w:r>
-        <w:t>В финальном проходе завершены пять SIP-звонков: первоначальный доклад дежурному и четыре оперативных доклада. Четыре уточняющих вопроса распознаны, ответы воспроизведены. Карточка и занятие завершены, отчёт преподавателя получен.</w:t>
+        <w:t>В финальном проходе завершены пять SIP-звонков: первоначальный доклад и четыре оперативных доклада. Четыре уточняющих вопроса распознаны, ответы воспроизведены. Карточка и занятие завершены, отчёт преподавателя получен.</w:t>
       </w:r>
     </w:p>
     <w:tbl>
@@ -1242,7 +1259,7 @@
     </w:p>
     <w:p>
       <w:r>
-        <w:t>Контрольный запрос геометрии карты после изменения плана выборки занимал 1,009 секунды вместо 4,564–4,791 секунды. Замер выполнен для контрольного запроса геометрии. Источник: docs/ACCEPTANCE_2026-09-27.md.</w:t>
+        <w:t>Контрольный запрос геометрии карты после изменения плана выборки занимал 1,009 секунды вместо 4,564–4,791 секунды. Замер выполнен для контрольного запроса геометрии.</w:t>
       </w:r>
     </w:p>
     <w:p>
@@ -1255,7 +1272,377 @@
         <w:pStyle w:val="Heading1"/>
       </w:pPr>
       <w:r>
-        <w:t>6 Видеокарта и процессор</w:t>
+        <w:t>6 Голосовой цикл на видеокарте</w:t>
+      </w:r>
+    </w:p>
+    <w:p>
+      <w:r>
+        <w:t>Сквозная проверка по SIP с синтезированной речью ученика: доклад бригаде, вопросы по каждому из четырёх докладов о ходе работ, все статусы и завершение карточки. Стенд: RTX 5060 Ti 8 ГБ, режим «Устройство модели» — авто.</w:t>
+      </w:r>
+    </w:p>
+    <w:tbl>
+      <w:tblPr>
+        <w:tblW w:type="auto" w:w="0"/>
+        <w:tblLayout w:type="fixed"/>
+        <w:tblLook w:firstColumn="1" w:firstRow="1" w:lastColumn="0" w:lastRow="0" w:noHBand="0" w:noVBand="1" w:val="04A0"/>
+        <w:tblBorders>
+          <w:top w:val="single" w:sz="4" w:color="D9D9D9"/>
+          <w:left w:val="single" w:sz="4" w:color="D9D9D9"/>
+          <w:bottom w:val="single" w:sz="4" w:color="D9D9D9"/>
+          <w:right w:val="single" w:sz="4" w:color="D9D9D9"/>
+          <w:insideH w:val="single" w:sz="4" w:color="D9D9D9"/>
+          <w:insideV w:val="single" w:sz="4" w:color="D9D9D9"/>
+        </w:tblBorders>
+      </w:tblPr>
+      <w:tblGrid>
+        <w:gridCol w:w="6280"/>
+        <w:gridCol w:w="3075"/>
+      </w:tblGrid>
+      <w:tr>
+        <w:trPr>
+          <w:cantSplit/>
+          <w:tblHeader/>
+        </w:trPr>
+        <w:tc>
+          <w:tcPr>
+            <w:tcW w:type="dxa" w:w="6280"/>
+            <w:tcMar>
+              <w:top w:w="80" w:type="dxa"/>
+              <w:left w:w="80" w:type="dxa"/>
+              <w:bottom w:w="80" w:type="dxa"/>
+              <w:right w:w="80" w:type="dxa"/>
+            </w:tcMar>
+            <w:shd w:fill="EEEEEE"/>
+          </w:tcPr>
+          <w:p>
+            <w:pPr>
+              <w:keepNext w:val="0"/>
+              <w:spacing w:line="252" w:lineRule="auto" w:after="60"/>
+              <w:ind w:firstLine="0"/>
+            </w:pPr>
+            <w:r>
+              <w:rPr>
+                <w:b/>
+                <w:sz w:val="22"/>
+              </w:rPr>
+              <w:t>Показатель</w:t>
+            </w:r>
+          </w:p>
+        </w:tc>
+        <w:tc>
+          <w:tcPr>
+            <w:tcW w:type="dxa" w:w="3075"/>
+            <w:tcMar>
+              <w:top w:w="80" w:type="dxa"/>
+              <w:left w:w="80" w:type="dxa"/>
+              <w:bottom w:w="80" w:type="dxa"/>
+              <w:right w:w="80" w:type="dxa"/>
+            </w:tcMar>
+            <w:shd w:fill="EEEEEE"/>
+          </w:tcPr>
+          <w:p>
+            <w:pPr>
+              <w:keepNext w:val="0"/>
+              <w:spacing w:line="252" w:lineRule="auto" w:after="60"/>
+              <w:ind w:firstLine="0"/>
+            </w:pPr>
+            <w:r>
+              <w:rPr>
+                <w:b/>
+                <w:sz w:val="22"/>
+              </w:rPr>
+              <w:t>Результат</w:t>
+            </w:r>
+          </w:p>
+        </w:tc>
+      </w:tr>
+      <w:tr>
+        <w:trPr>
+          <w:cantSplit/>
+        </w:trPr>
+        <w:tc>
+          <w:tcPr>
+            <w:tcW w:type="dxa" w:w="6280"/>
+            <w:tcMar>
+              <w:top w:w="80" w:type="dxa"/>
+              <w:left w:w="80" w:type="dxa"/>
+              <w:bottom w:w="80" w:type="dxa"/>
+              <w:right w:w="80" w:type="dxa"/>
+            </w:tcMar>
+          </w:tcPr>
+          <w:p>
+            <w:pPr>
+              <w:keepNext w:val="0"/>
+              <w:spacing w:line="252" w:lineRule="auto" w:after="60"/>
+              <w:ind w:firstLine="0"/>
+            </w:pPr>
+            <w:r>
+              <w:rPr>
+                <w:b w:val="0"/>
+                <w:sz w:val="22"/>
+              </w:rPr>
+              <w:t>Звонков</w:t>
+            </w:r>
+          </w:p>
+        </w:tc>
+        <w:tc>
+          <w:tcPr>
+            <w:tcW w:type="dxa" w:w="3075"/>
+            <w:tcMar>
+              <w:top w:w="80" w:type="dxa"/>
+              <w:left w:w="80" w:type="dxa"/>
+              <w:bottom w:w="80" w:type="dxa"/>
+              <w:right w:w="80" w:type="dxa"/>
+            </w:tcMar>
+          </w:tcPr>
+          <w:p>
+            <w:pPr>
+              <w:keepNext w:val="0"/>
+              <w:spacing w:line="252" w:lineRule="auto" w:after="60"/>
+              <w:ind w:firstLine="0"/>
+            </w:pPr>
+            <w:r>
+              <w:rPr>
+                <w:b w:val="0"/>
+                <w:sz w:val="22"/>
+              </w:rPr>
+              <w:t>5, все распознаны и завершены</w:t>
+            </w:r>
+          </w:p>
+        </w:tc>
+      </w:tr>
+      <w:tr>
+        <w:trPr>
+          <w:cantSplit/>
+        </w:trPr>
+        <w:tc>
+          <w:tcPr>
+            <w:tcW w:type="dxa" w:w="6280"/>
+            <w:tcMar>
+              <w:top w:w="80" w:type="dxa"/>
+              <w:left w:w="80" w:type="dxa"/>
+              <w:bottom w:w="80" w:type="dxa"/>
+              <w:right w:w="80" w:type="dxa"/>
+            </w:tcMar>
+          </w:tcPr>
+          <w:p>
+            <w:pPr>
+              <w:keepNext w:val="0"/>
+              <w:spacing w:line="252" w:lineRule="auto" w:after="60"/>
+              <w:ind w:firstLine="0"/>
+            </w:pPr>
+            <w:r>
+              <w:rPr>
+                <w:b w:val="0"/>
+                <w:sz w:val="22"/>
+              </w:rPr>
+              <w:t>Оценка действий ДДС</w:t>
+            </w:r>
+          </w:p>
+        </w:tc>
+        <w:tc>
+          <w:tcPr>
+            <w:tcW w:type="dxa" w:w="3075"/>
+            <w:tcMar>
+              <w:top w:w="80" w:type="dxa"/>
+              <w:left w:w="80" w:type="dxa"/>
+              <w:bottom w:w="80" w:type="dxa"/>
+              <w:right w:w="80" w:type="dxa"/>
+            </w:tcMar>
+          </w:tcPr>
+          <w:p>
+            <w:pPr>
+              <w:keepNext w:val="0"/>
+              <w:spacing w:line="252" w:lineRule="auto" w:after="60"/>
+              <w:ind w:firstLine="0"/>
+            </w:pPr>
+            <w:r>
+              <w:rPr>
+                <w:b w:val="0"/>
+                <w:sz w:val="22"/>
+              </w:rPr>
+              <w:t>100 %</w:t>
+            </w:r>
+          </w:p>
+        </w:tc>
+      </w:tr>
+      <w:tr>
+        <w:trPr>
+          <w:cantSplit/>
+        </w:trPr>
+        <w:tc>
+          <w:tcPr>
+            <w:tcW w:type="dxa" w:w="6280"/>
+            <w:tcMar>
+              <w:top w:w="80" w:type="dxa"/>
+              <w:left w:w="80" w:type="dxa"/>
+              <w:bottom w:w="80" w:type="dxa"/>
+              <w:right w:w="80" w:type="dxa"/>
+            </w:tcMar>
+          </w:tcPr>
+          <w:p>
+            <w:pPr>
+              <w:keepNext w:val="0"/>
+              <w:spacing w:line="252" w:lineRule="auto" w:after="60"/>
+              <w:ind w:firstLine="0"/>
+            </w:pPr>
+            <w:r>
+              <w:rPr>
+                <w:b w:val="0"/>
+                <w:sz w:val="22"/>
+              </w:rPr>
+              <w:t>От конца фразы ученика до первого звука ответа</w:t>
+            </w:r>
+          </w:p>
+        </w:tc>
+        <w:tc>
+          <w:tcPr>
+            <w:tcW w:type="dxa" w:w="3075"/>
+            <w:tcMar>
+              <w:top w:w="80" w:type="dxa"/>
+              <w:left w:w="80" w:type="dxa"/>
+              <w:bottom w:w="80" w:type="dxa"/>
+              <w:right w:w="80" w:type="dxa"/>
+            </w:tcMar>
+          </w:tcPr>
+          <w:p>
+            <w:pPr>
+              <w:keepNext w:val="0"/>
+              <w:spacing w:line="252" w:lineRule="auto" w:after="60"/>
+              <w:ind w:firstLine="0"/>
+            </w:pPr>
+            <w:r>
+              <w:rPr>
+                <w:b w:val="0"/>
+                <w:sz w:val="22"/>
+              </w:rPr>
+              <w:t>1,4–2,0 с</w:t>
+            </w:r>
+          </w:p>
+        </w:tc>
+      </w:tr>
+      <w:tr>
+        <w:trPr>
+          <w:cantSplit/>
+        </w:trPr>
+        <w:tc>
+          <w:tcPr>
+            <w:tcW w:type="dxa" w:w="6280"/>
+            <w:tcMar>
+              <w:top w:w="80" w:type="dxa"/>
+              <w:left w:w="80" w:type="dxa"/>
+              <w:bottom w:w="80" w:type="dxa"/>
+              <w:right w:w="80" w:type="dxa"/>
+            </w:tcMar>
+          </w:tcPr>
+          <w:p>
+            <w:pPr>
+              <w:keepNext w:val="0"/>
+              <w:spacing w:line="252" w:lineRule="auto" w:after="60"/>
+              <w:ind w:firstLine="0"/>
+            </w:pPr>
+            <w:r>
+              <w:rPr>
+                <w:b w:val="0"/>
+                <w:sz w:val="22"/>
+              </w:rPr>
+              <w:t>Ответ модели на свободный вопрос</w:t>
+            </w:r>
+          </w:p>
+        </w:tc>
+        <w:tc>
+          <w:tcPr>
+            <w:tcW w:type="dxa" w:w="3075"/>
+            <w:tcMar>
+              <w:top w:w="80" w:type="dxa"/>
+              <w:left w:w="80" w:type="dxa"/>
+              <w:bottom w:w="80" w:type="dxa"/>
+              <w:right w:w="80" w:type="dxa"/>
+            </w:tcMar>
+          </w:tcPr>
+          <w:p>
+            <w:pPr>
+              <w:keepNext w:val="0"/>
+              <w:spacing w:line="252" w:lineRule="auto" w:after="60"/>
+              <w:ind w:firstLine="0"/>
+            </w:pPr>
+            <w:r>
+              <w:rPr>
+                <w:b w:val="0"/>
+                <w:sz w:val="22"/>
+              </w:rPr>
+              <w:t>0,75–0,97 с</w:t>
+            </w:r>
+          </w:p>
+        </w:tc>
+      </w:tr>
+      <w:tr>
+        <w:trPr>
+          <w:cantSplit/>
+        </w:trPr>
+        <w:tc>
+          <w:tcPr>
+            <w:tcW w:type="dxa" w:w="6280"/>
+            <w:tcMar>
+              <w:top w:w="80" w:type="dxa"/>
+              <w:left w:w="80" w:type="dxa"/>
+              <w:bottom w:w="80" w:type="dxa"/>
+              <w:right w:w="80" w:type="dxa"/>
+            </w:tcMar>
+          </w:tcPr>
+          <w:p>
+            <w:pPr>
+              <w:keepNext w:val="0"/>
+              <w:spacing w:line="252" w:lineRule="auto" w:after="60"/>
+              <w:ind w:firstLine="0"/>
+            </w:pPr>
+            <w:r>
+              <w:rPr>
+                <w:b w:val="0"/>
+                <w:sz w:val="22"/>
+              </w:rPr>
+              <w:t>Ответ по правилам (типовой ход)</w:t>
+            </w:r>
+          </w:p>
+        </w:tc>
+        <w:tc>
+          <w:tcPr>
+            <w:tcW w:type="dxa" w:w="3075"/>
+            <w:tcMar>
+              <w:top w:w="80" w:type="dxa"/>
+              <w:left w:w="80" w:type="dxa"/>
+              <w:bottom w:w="80" w:type="dxa"/>
+              <w:right w:w="80" w:type="dxa"/>
+            </w:tcMar>
+          </w:tcPr>
+          <w:p>
+            <w:pPr>
+              <w:keepNext w:val="0"/>
+              <w:spacing w:line="252" w:lineRule="auto" w:after="60"/>
+              <w:ind w:firstLine="0"/>
+            </w:pPr>
+            <w:r>
+              <w:rPr>
+                <w:b w:val="0"/>
+                <w:sz w:val="22"/>
+              </w:rPr>
+              <w:t>20–70 мс</w:t>
+            </w:r>
+          </w:p>
+        </w:tc>
+      </w:tr>
+    </w:tbl>
+    <w:p>
+      <w:pPr>
+        <w:spacing w:after="0"/>
+      </w:pPr>
+    </w:p>
+    <w:p>
+      <w:pPr>
+        <w:pStyle w:val="Heading1"/>
+      </w:pPr>
+      <w:r>
+        <w:t>7 Видеокарта и процессор</w:t>
       </w:r>
     </w:p>
     <w:p>
@@ -1520,7 +1907,7 @@
         <w:pStyle w:val="Heading1"/>
       </w:pPr>
       <w:r>
-        <w:t>7 Порядок повторения и исходные данные</w:t>
+        <w:t>8 Порядок повторения и исходные данные</w:t>
       </w:r>
     </w:p>
     <w:p>
